--- a/RAGTune_ArXiv_Preprint_v0.1.1-rc1.docx
+++ b/RAGTune_ArXiv_Preprint_v0.1.1-rc1.docx
@@ -4682,6 +4682,31 @@
     </w:p>
     <w:p>
       <w:pPr>
+        <w:pStyle w:val="p1"/>
+        <w:ind w:firstLine="317"/>
+        <w:rPr>
+          <w:rFonts w:asciiTheme="majorHAnsi" w:hAnsiTheme="majorHAnsi"/>
+          <w:i/>
+          <w:iCs/>
+          <w:sz w:val="20"/>
+          <w:szCs w:val="20"/>
+        </w:rPr>
+      </w:pPr>
+      <w:r>
+        <w:rPr>
+          <w:rStyle w:val="s1"/>
+          <w:rFonts w:asciiTheme="majorHAnsi" w:hAnsiTheme="majorHAnsi"/>
+          <w:i w:val="0"/>
+          <w:iCs w:val="0"/>
+          <w:sz w:val="20"/>
+          <w:szCs w:val="20"/>
+        </w:rPr>
+        <w:lastRenderedPageBreak/>
+        <w:t>A fresh Git clone installed and reproduced the public-mini workflow without private data or model credentials; the hardened Docker job completed under the constrained runtime profile; and verify-run confirmed artifact hashes, schemas, and hygiene conditions. These results establish that an independent reviewer can execute the contract that produced a decision — the public mini is deliberately synthetic and fail-closed, proving installation, schemas, exit behavior, and claim checks without implying external efficacy.</w:t>
+      </w:r>
+    </w:p>
+    <w:p>
+      <w:pPr>
         <w:pStyle w:val="BodyText"/>
         <w:spacing w:after="84" w:line="254" w:lineRule="auto"/>
         <w:ind w:firstLine="317"/>
@@ -4691,47 +4716,6 @@
           <w:color w:val="000000" w:themeColor="text1"/>
         </w:rPr>
       </w:pPr>
-      <w:r>
-        <w:rPr>
-          <w:rFonts w:asciiTheme="majorHAnsi" w:hAnsiTheme="majorHAnsi"/>
-          <w:color w:val="000000" w:themeColor="text1"/>
-        </w:rPr>
-        <w:lastRenderedPageBreak/>
-        <w:t>The systems artifact also passed the practical tests expected of an open-source governance engine. A fresh Git clone installed and reproduced the public-mini workflow without private data or model credentials. The hardened Docker job ran as a fixed non-root user with a read-only filesystem, dropped capabilities, no-new-privileges, resource limits, and no network for the mini run. Verify-run confirmed hashes and schemas, external-evaluator adapters generated a promotion decision, and the release-candidate ha</w:t>
-      </w:r>
-      <w:r>
-        <w:rPr>
-          <w:rFonts w:asciiTheme="majorHAnsi" w:hAnsiTheme="majorHAnsi"/>
-          <w:color w:val="000000" w:themeColor="text1"/>
-        </w:rPr>
-        <w:t>rdware report excluded hostnames, addresses, serial numbers, and private paths.</w:t>
-      </w:r>
-    </w:p>
-    <w:p>
-      <w:pPr>
-        <w:pStyle w:val="BodyText"/>
-        <w:spacing w:after="84" w:line="254" w:lineRule="auto"/>
-        <w:ind w:firstLine="317"/>
-        <w:jc w:val="both"/>
-        <w:rPr>
-          <w:rFonts w:asciiTheme="majorHAnsi" w:hAnsiTheme="majorHAnsi"/>
-          <w:color w:val="000000" w:themeColor="text1"/>
-        </w:rPr>
-      </w:pPr>
-      <w:r>
-        <w:rPr>
-          <w:rFonts w:asciiTheme="majorHAnsi" w:hAnsiTheme="majorHAnsi"/>
-          <w:color w:val="000000" w:themeColor="text1"/>
-        </w:rPr>
-        <w:t>Fresh-clone and container results matter because a governance decision is credible only if an independent reviewer can execute the contract that produced it. The public mini is intentionally synthetic and fail-closed: it proves installation, schemas, exit behavior, artifact generation, and claim checks without implying external efficacy. The external-adapter demonstration serves the same systems purpose by showing that RAGTune can consume declared metric exports without bundling or impersonating the upstrea</w:t>
-      </w:r>
-      <w:r>
-        <w:rPr>
-          <w:rFonts w:asciiTheme="majorHAnsi" w:hAnsiTheme="majorHAnsi"/>
-          <w:color w:val="000000" w:themeColor="text1"/>
-        </w:rPr>
-        <w:t>m platforms.</w:t>
-      </w:r>
     </w:p>
     <w:p>
       <w:pPr>
@@ -6103,15 +6087,14 @@
           <w:rFonts w:asciiTheme="majorHAnsi" w:hAnsiTheme="majorHAnsi"/>
           <w:color w:val="000000" w:themeColor="text1"/>
         </w:rPr>
-        <w:t xml:space="preserve">RAGTune's novelty is architectural and procedural rather than metric-level. It separates evidence production from release authority; applies quality preservation and hard gates before utility ranking; ties each result to an evidence class and claim ceiling; and packages the decision, contradictory evidence, and integrity checks as a portable artifact. Noninferiority, </w:t>
+        <w:t>RAGTune's novelty is architectural and procedural rather than metric-level. It separates evidence production from release authority; applies quality preservation and hard gates before utility ranking; ties each result to an evidence class and claim ceiling; and packages the decision, contradictory evidence, and integrity checks as a portable artifact. Noninferiority, risk management, observability, and ML testing are established ideas [11-17]. The contribution is their RAG-specific operationalization in a l</w:t>
       </w:r>
       <w:r>
         <w:rPr>
           <w:rFonts w:asciiTheme="majorHAnsi" w:hAnsiTheme="majorHAnsi"/>
           <w:color w:val="000000" w:themeColor="text1"/>
         </w:rPr>
-        <w:lastRenderedPageBreak/>
-        <w:t>risk management, observability, and ML testing are established ideas [11-17]. The contribution is their RAG-specific operationalization in a lightweight, vendor-neutral promotion-control layer with an empirical record that includes failed replications and refused promotions.</w:t>
+        <w:t>ightweight, vendor-neutral promotion-control layer with an empirical record that includes failed replications and refused promotions.</w:t>
       </w:r>
     </w:p>
     <w:p>
@@ -6130,6 +6113,7 @@
           <w:rFonts w:asciiTheme="majorHAnsi" w:hAnsiTheme="majorHAnsi"/>
           <w:color w:val="000000" w:themeColor="text1"/>
         </w:rPr>
+        <w:lastRenderedPageBreak/>
         <w:t>This position is complementary to existing tools. A team may obtain answer correctness from one evaluator, faithfulness from another, cost and latency from traces, and a security disqualifier from a separate suite. RAGTune's role is to combine those declared inputs under one release contract. The output is not another score but a decision with reasons, limits, and traceable artifacts. This is particularly useful when a quality-only winner, a constrained optimizer, and a risk gate disagree.</w:t>
       </w:r>
     </w:p>
@@ -6361,8 +6345,15 @@
           <w:rFonts w:asciiTheme="majorHAnsi" w:hAnsiTheme="majorHAnsi"/>
           <w:color w:val="000000" w:themeColor="text1"/>
         </w:rPr>
+        <w:t xml:space="preserve">Reproducibility artifacts verify code paths, decisions, and public hygiene; they cannot independently verify licensed raw data that are excluded from the repository. Exact external replication therefore depends on acquiring the original corpora </w:t>
+      </w:r>
+      <w:r>
+        <w:rPr>
+          <w:rFonts w:asciiTheme="majorHAnsi" w:hAnsiTheme="majorHAnsi"/>
+          <w:color w:val="000000" w:themeColor="text1"/>
+        </w:rPr>
         <w:lastRenderedPageBreak/>
-        <w:t>Reproducibility artifacts verify code paths, decisions, and public hygiene; they cannot independently verify licensed raw data that are excluded from the repository. Exact external replication therefore depends on acquiring the original corpora and reconstructing the declared manifests. The release tag itself is an engineering checkpoint rather than a guarantee that every historical artifact can be regenerated without those sources.</w:t>
+        <w:t>and reconstructing the declared manifests. The release tag itself is an engineering checkpoint rather than a guarantee that every historical artifact can be regenerated without those sources.</w:t>
       </w:r>
     </w:p>
     <w:p>
@@ -21701,6 +21692,33 @@
       </w:tcPr>
     </w:tblStylePr>
   </w:style>
+  <w:style w:type="paragraph" w:customStyle="1" w:styleId="p1">
+    <w:name w:val="p1"/>
+    <w:basedOn w:val="Normal"/>
+    <w:rsid w:val="00FA0C75"/>
+    <w:pPr>
+      <w:spacing w:after="0" w:line="240" w:lineRule="auto"/>
+    </w:pPr>
+    <w:rPr>
+      <w:rFonts w:ascii=".AppleSystemUIFont" w:hAnsi=".AppleSystemUIFont" w:cs="Times New Roman"/>
+      <w:sz w:val="35"/>
+      <w:szCs w:val="35"/>
+    </w:rPr>
+  </w:style>
+  <w:style w:type="character" w:customStyle="1" w:styleId="s1">
+    <w:name w:val="s1"/>
+    <w:basedOn w:val="DefaultParagraphFont"/>
+    <w:rsid w:val="00FA0C75"/>
+    <w:rPr>
+      <w:rFonts w:ascii="UICTFontTextStyleItalicBody" w:hAnsi="UICTFontTextStyleItalicBody" w:hint="default"/>
+      <w:b w:val="0"/>
+      <w:bCs w:val="0"/>
+      <w:i/>
+      <w:iCs/>
+      <w:sz w:val="35"/>
+      <w:szCs w:val="35"/>
+    </w:rPr>
+  </w:style>
 </w:styles>
 </file>
 
